--- a/fra/docx/17.content.docx
+++ b/fra/docx/17.content.docx
@@ -136,13 +136,6 @@
         <w:rPr>
           <w:lang w:val="fr_FR" w:bidi="fr_FR"/>
         </w:rPr>
-      </w:r>
-      <w:r>
-        <w:rPr>
-          <w:i/>
-          <w:lang w:val="fr_FR" w:bidi="fr_FR"/>
-        </w:rPr>
-        <w:t>Esther 1.1, Esther 1.3, Esther 1.5, Esther 1.7, Esther 1.8, Esther 1.10, Esther 1.11, Esther 1.12, Esther 1.13, Esther 1.16, Esther 1.17, Esther 1.18, Esther 1.19, Esther 1.22, Esther 2.2, Esther 2.3, Esther 2.6, Esther 2.7, Esther 2.7 (#2), Esther 2.9, Esther 2.10, Esther 2.13, Esther 2.14, Esther 2.15, Esther 2.16, Esther 2.17, Esther 2.21, Esther 2.23, Esther 3.2, Esther 3.4, Esther 3.6, Esther 3.8, Esther 3.9, Esther 3.13, Esther 3.15, Esther 4.2, Esther 4.4, Esther 4.7, Esther 4.8, Esther 4.11, Esther 4.14, Esther 4.16, Esther 5.1, Esther 5.2, Esther 5.4, Esther 5.8, Esther 5.11, Esther 5.13, Esther 5.14, Esther 6.1, Esther 6.2, Esther 6.3, Esther 6.6, Esther 6.9, Esther 6.11, Esther 6.13, Esther 7.3, Esther 7.4, Esther 7.6, Esther 7.7, Esther 7.8, Esther 7.9, Esther 8.1, Esther 8.2, Esther 8.4, Esther 8.5, Esther 8.8, Esther 8.9, Esther 8.11, Esther 8.17, Esther 9.2, Esther 9.5, Esther 9.12, Esther 9.13, Esther 9.15, Esther 9.17, Esther 9.18, Esther 9.19, Esther 9.20–21, Esther 9.24, Esther 9.28, Esther 10.1, Esther 10.2, Esther 10.3, Esther 10.3 (#2)</w:t>
       </w:r>
       <w:r>
         <w:rPr>

--- a/fra/docx/17.content.docx
+++ b/fra/docx/17.content.docx
@@ -123,19 +123,6 @@
           <w:lang w:val="fr_FR" w:bidi="fr_FR"/>
         </w:rPr>
         <w:t>EST</w:t>
-      </w:r>
-      <w:r>
-        <w:rPr>
-          <w:lang w:val="fr_FR" w:bidi="fr_FR"/>
-        </w:rPr>
-      </w:r>
-    </w:p>
-    <w:p>
-      <w:pPr/>
-      <w:r>
-        <w:rPr>
-          <w:lang w:val="fr_FR" w:bidi="fr_FR"/>
-        </w:rPr>
       </w:r>
       <w:r>
         <w:rPr>

--- a/fra/docx/17.content.docx
+++ b/fra/docx/17.content.docx
@@ -19,7 +19,7 @@
         <w:rPr>
           <w:lang w:val="fr_FR" w:bidi="fr_FR"/>
         </w:rPr>
-        <w:t>Resource: Questions de Traduction (unfoldingWord)</w:t>
+        <w:t>Resource: unfoldingWord® Translation Questions</w:t>
       </w:r>
       <w:r>
         <w:rPr>
@@ -85,7 +85,7 @@
         <w:rPr>
           <w:lang w:val="fr_FR" w:bidi="fr_FR"/>
         </w:rPr>
-        <w:t>Questions de Traduction (unfoldingWord)</w:t>
+        <w:t>unfoldingWord® Translation Questions</w:t>
       </w:r>
     </w:p>
     <w:p>
